--- a/C#/cancellation token.docx
+++ b/C#/cancellation token.docx
@@ -68,7 +68,7 @@
       </w:pPr>
       <w:r>
         <w:pict w14:anchorId="06EC0DAF">
-          <v:rect id="_x0000_i1067" style="width:0;height:1.5pt" o:hralign="center" o:hrstd="t" o:hr="t" fillcolor="#a0a0a0" stroked="f"/>
+          <v:rect id="_x0000_i1025" style="width:0;height:1.5pt" o:hralign="center" o:hrstd="t" o:hr="t" fillcolor="#a0a0a0" stroked="f"/>
         </w:pict>
       </w:r>
     </w:p>
@@ -318,6 +318,7 @@
         <w:rPr>
           <w:b/>
           <w:bCs/>
+          <w:highlight w:val="yellow"/>
         </w:rPr>
         <w:t>cts.Cancel</w:t>
       </w:r>
@@ -327,6 +328,7 @@
         <w:rPr>
           <w:b/>
           <w:bCs/>
+          <w:highlight w:val="yellow"/>
         </w:rPr>
         <w:t>(</w:t>
       </w:r>
@@ -335,6 +337,7 @@
         <w:rPr>
           <w:b/>
           <w:bCs/>
+          <w:highlight w:val="yellow"/>
         </w:rPr>
         <w:t>);</w:t>
       </w:r>
@@ -723,7 +726,7 @@
       </w:pPr>
       <w:r>
         <w:pict w14:anchorId="28D59A70">
-          <v:rect id="_x0000_i1068" style="width:0;height:1.5pt" o:hralign="center" o:hrstd="t" o:hr="t" fillcolor="#a0a0a0" stroked="f"/>
+          <v:rect id="_x0000_i1026" style="width:0;height:1.5pt" o:hralign="center" o:hrstd="t" o:hr="t" fillcolor="#a0a0a0" stroked="f"/>
         </w:pict>
       </w:r>
     </w:p>
@@ -757,7 +760,27 @@
       </w:pPr>
       <w:r>
         <w:lastRenderedPageBreak/>
-        <w:t>In Web APIs, cancellation tokens are automatically passed when the client disconnects.</w:t>
+        <w:t xml:space="preserve">In Web APIs, </w:t>
+      </w:r>
+      <w:r>
+        <w:rPr>
+          <w:b/>
+          <w:bCs/>
+        </w:rPr>
+        <w:t>cancellation tokens are automatically passed</w:t>
+      </w:r>
+      <w:r>
+        <w:t xml:space="preserve"> when the client </w:t>
+      </w:r>
+      <w:r>
+        <w:rPr>
+          <w:b/>
+          <w:bCs/>
+        </w:rPr>
+        <w:t>disconnects</w:t>
+      </w:r>
+      <w:r>
+        <w:t>.</w:t>
       </w:r>
     </w:p>
     <w:p>
@@ -924,7 +947,7 @@
       </w:pPr>
       <w:r>
         <w:pict w14:anchorId="25928671">
-          <v:rect id="_x0000_i1069" style="width:0;height:1.5pt" o:hralign="center" o:hrstd="t" o:hr="t" fillcolor="#a0a0a0" stroked="f"/>
+          <v:rect id="_x0000_i1027" style="width:0;height:1.5pt" o:hralign="center" o:hrstd="t" o:hr="t" fillcolor="#a0a0a0" stroked="f"/>
         </w:pict>
       </w:r>
     </w:p>
@@ -1144,7 +1167,7 @@
       </w:pPr>
       <w:r>
         <w:pict w14:anchorId="013C6908">
-          <v:rect id="_x0000_i1070" style="width:0;height:1.5pt" o:hralign="center" o:hrstd="t" o:hr="t" fillcolor="#a0a0a0" stroked="f"/>
+          <v:rect id="_x0000_i1028" style="width:0;height:1.5pt" o:hralign="center" o:hrstd="t" o:hr="t" fillcolor="#a0a0a0" stroked="f"/>
         </w:pict>
       </w:r>
     </w:p>
@@ -1437,7 +1460,7 @@
       </w:pPr>
       <w:r>
         <w:pict w14:anchorId="0596126E">
-          <v:rect id="_x0000_i1071" style="width:0;height:1.5pt" o:hralign="center" o:hrstd="t" o:hr="t" fillcolor="#a0a0a0" stroked="f"/>
+          <v:rect id="_x0000_i1029" style="width:0;height:1.5pt" o:hralign="center" o:hrstd="t" o:hr="t" fillcolor="#a0a0a0" stroked="f"/>
         </w:pict>
       </w:r>
     </w:p>
@@ -1684,7 +1707,7 @@
       </w:pPr>
       <w:r>
         <w:pict w14:anchorId="694DB41E">
-          <v:rect id="_x0000_i1072" style="width:0;height:1.5pt" o:hralign="center" o:hrstd="t" o:hr="t" fillcolor="#a0a0a0" stroked="f"/>
+          <v:rect id="_x0000_i1030" style="width:0;height:1.5pt" o:hralign="center" o:hrstd="t" o:hr="t" fillcolor="#a0a0a0" stroked="f"/>
         </w:pict>
       </w:r>
     </w:p>
@@ -1778,7 +1801,7 @@
       </w:pPr>
       <w:r>
         <w:pict w14:anchorId="6503C409">
-          <v:rect id="_x0000_i1073" style="width:0;height:1.5pt" o:hralign="center" o:hrstd="t" o:hr="t" fillcolor="#a0a0a0" stroked="f"/>
+          <v:rect id="_x0000_i1031" style="width:0;height:1.5pt" o:hralign="center" o:hrstd="t" o:hr="t" fillcolor="#a0a0a0" stroked="f"/>
         </w:pict>
       </w:r>
     </w:p>
